--- a/History/chapters/27 - China, the Long Memory and the Great Leap.docx
+++ b/History/chapters/27 - China, the Long Memory and the Great Leap.docx
@@ -94,7 +94,7 @@
         <w:spacing w:after="200"/>
       </w:pPr>
       <w:r>
-        <w:t xml:space="preserve">Electric vehicles made the shift especially visible. BYD, a Chinese manufacturer few Western consumers had heard of a decade earlier, overtook Tesla in global electric vehicle sales, on most measures, by 2024, and Chinese-made EVs, priced well below what most Western manufacturers could match, prompted the United States and the European Union to impose tariffs explicitly to slow their import — a rare case of a democracy and a one-party state competing openly on price instead of ideology.</w:t>
+        <w:t xml:space="preserve">Electric vehicles made the shift especially visible. BYD, a Chinese manufacturer few Western consumers had heard of a decade earlier, had long outsold Tesla once plug-in hybrids were counted, and in 2025 passed it on battery-electric cars alone, about 2.26 million to 1.64 million, and Chinese-made EVs, priced well below what most Western manufacturers could match, prompted the United States and the European Union to impose tariffs explicitly to slow their import — a rare case of a democracy and a one-party state competing openly on price instead of ideology.</w:t>
       </w:r>
     </w:p>
     <w:p>
